--- a/EXPORTS/DOCX/published/niveau3/English/KoninklijkeVerzamelingen.docx
+++ b/EXPORTS/DOCX/published/niveau3/English/KoninklijkeVerzamelingen.docx
@@ -17,7 +17,7 @@
         <w:autoSpaceDE w:val="0"/>
         <w:widowControl/>
         <w:spacing w:line="720" w:lineRule="exact" w:before="0" w:after="0"/>
-        <w:ind w:left="20" w:right="0" w:firstLine="0"/>
+        <w:ind w:left="10" w:right="0" w:firstLine="0"/>
         <w:jc w:val="left"/>
       </w:pPr>
       <w:r>
@@ -37,7 +37,7 @@
         <w:autoSpaceDE w:val="0"/>
         <w:widowControl/>
         <w:spacing w:line="540" w:lineRule="exact" w:before="214" w:after="0"/>
-        <w:ind w:left="20" w:right="0" w:firstLine="0"/>
+        <w:ind w:left="10" w:right="0" w:firstLine="0"/>
         <w:jc w:val="left"/>
       </w:pPr>
       <w:r>
@@ -57,7 +57,7 @@
         <w:autoSpaceDE w:val="0"/>
         <w:widowControl/>
         <w:spacing w:line="288" w:lineRule="exact" w:before="292" w:after="0"/>
-        <w:ind w:left="20" w:right="144" w:firstLine="0"/>
+        <w:ind w:left="10" w:right="144" w:firstLine="0"/>
         <w:jc w:val="left"/>
       </w:pPr>
       <w:r>
@@ -107,7 +107,7 @@
         <w:autoSpaceDE w:val="0"/>
         <w:widowControl/>
         <w:spacing w:line="420" w:lineRule="exact" w:before="204" w:after="0"/>
-        <w:ind w:left="20" w:right="0" w:firstLine="0"/>
+        <w:ind w:left="10" w:right="0" w:firstLine="0"/>
         <w:jc w:val="left"/>
       </w:pPr>
       <w:r>
@@ -127,7 +127,7 @@
         <w:autoSpaceDE w:val="0"/>
         <w:widowControl/>
         <w:spacing w:line="288" w:lineRule="exact" w:before="274" w:after="0"/>
-        <w:ind w:left="20" w:right="0" w:firstLine="0"/>
+        <w:ind w:left="10" w:right="0" w:firstLine="0"/>
         <w:jc w:val="left"/>
       </w:pPr>
       <w:r>
@@ -217,7 +217,7 @@
         <w:autoSpaceDE w:val="0"/>
         <w:widowControl/>
         <w:spacing w:line="288" w:lineRule="exact" w:before="240" w:after="0"/>
-        <w:ind w:left="20" w:right="144" w:firstLine="0"/>
+        <w:ind w:left="10" w:right="144" w:firstLine="0"/>
         <w:jc w:val="left"/>
       </w:pPr>
       <w:r>
@@ -235,7 +235,7 @@
           <w:rFonts w:ascii="Charis SIL Regular" w:hAnsi="Charis SIL Regular" w:eastAsia="Charis SIL Regular"/>
           <w:b w:val="0"/>
           <w:i w:val="0"/>
-          <w:color w:val="0066CC"/>
+          <w:color w:val="0000FF"/>
           <w:sz w:val="24"/>
           <w:u w:val="single"/>
         </w:rPr>
@@ -253,7 +253,7 @@
           <w:rFonts w:ascii="Charis SIL Regular" w:hAnsi="Charis SIL Regular" w:eastAsia="Charis SIL Regular"/>
           <w:b w:val="0"/>
           <w:i w:val="0"/>
-          <w:color w:val="0066CC"/>
+          <w:color w:val="0000FF"/>
           <w:sz w:val="24"/>
           <w:u w:val="single"/>
         </w:rPr>
@@ -264,7 +264,7 @@
           <w:rFonts w:ascii="Charis SIL Regular" w:hAnsi="Charis SIL Regular" w:eastAsia="Charis SIL Regular"/>
           <w:b w:val="0"/>
           <w:i w:val="0"/>
-          <w:color w:val="0066CC"/>
+          <w:color w:val="0000FF"/>
           <w:sz w:val="24"/>
           <w:u w:val="single"/>
         </w:rPr>
@@ -299,7 +299,7 @@
       </w:r>
       <w:r>
         <w:rPr>
-          <w:u w:val="single" w:color="0066cc"/>
+          <w:u w:val="single" w:color="0000ff"/>
           <w:rFonts w:ascii="Charis SIL Regular" w:hAnsi="Charis SIL Regular" w:eastAsia="Charis SIL Regular"/>
           <w:b w:val="0"/>
           <w:i w:val="0"/>
@@ -317,7 +317,7 @@
       </w:r>
       <w:r>
         <w:rPr>
-          <w:u w:val="single" w:color="0066cc"/>
+          <w:u w:val="single" w:color="0000ff"/>
           <w:rFonts w:ascii="Charis SIL Regular" w:hAnsi="Charis SIL Regular" w:eastAsia="Charis SIL Regular"/>
           <w:b w:val="0"/>
           <w:i w:val="0"/>
@@ -335,7 +335,7 @@
       </w:r>
       <w:r>
         <w:rPr>
-          <w:u w:val="single" w:color="0066cc"/>
+          <w:u w:val="single" w:color="0000ff"/>
           <w:rFonts w:ascii="Charis SIL Regular" w:hAnsi="Charis SIL Regular" w:eastAsia="Charis SIL Regular"/>
           <w:b w:val="0"/>
           <w:i w:val="0"/>
@@ -386,7 +386,7 @@
           <w:rFonts w:ascii="Charis SIL Regular" w:hAnsi="Charis SIL Regular" w:eastAsia="Charis SIL Regular"/>
           <w:b w:val="0"/>
           <w:i w:val="0"/>
-          <w:color w:val="0066CC"/>
+          <w:color w:val="0000FF"/>
           <w:sz w:val="24"/>
           <w:u w:val="single"/>
         </w:rPr>
@@ -404,7 +404,7 @@
           <w:rFonts w:ascii="Charis SIL Regular" w:hAnsi="Charis SIL Regular" w:eastAsia="Charis SIL Regular"/>
           <w:b w:val="0"/>
           <w:i w:val="0"/>
-          <w:color w:val="0066CC"/>
+          <w:color w:val="0000FF"/>
           <w:sz w:val="24"/>
           <w:u w:val="single"/>
         </w:rPr>
@@ -415,7 +415,7 @@
           <w:rFonts w:ascii="Charis SIL Regular" w:hAnsi="Charis SIL Regular" w:eastAsia="Charis SIL Regular"/>
           <w:b w:val="0"/>
           <w:i w:val="0"/>
-          <w:color w:val="0066CC"/>
+          <w:color w:val="0000FF"/>
           <w:sz w:val="24"/>
           <w:u w:val="single"/>
         </w:rPr>
@@ -445,7 +445,7 @@
         <w:autoSpaceDE w:val="0"/>
         <w:widowControl/>
         <w:spacing w:line="288" w:lineRule="exact" w:before="240" w:after="0"/>
-        <w:ind w:left="20" w:right="0" w:firstLine="0"/>
+        <w:ind w:left="10" w:right="0" w:firstLine="0"/>
         <w:jc w:val="left"/>
       </w:pPr>
       <w:r>
@@ -493,7 +493,7 @@
           <w:rFonts w:ascii="Charis SIL Regular" w:hAnsi="Charis SIL Regular" w:eastAsia="Charis SIL Regular"/>
           <w:b w:val="0"/>
           <w:i w:val="0"/>
-          <w:color w:val="0066CC"/>
+          <w:color w:val="0000FF"/>
           <w:sz w:val="24"/>
           <w:u w:val="single"/>
         </w:rPr>
@@ -523,7 +523,7 @@
         <w:autoSpaceDE w:val="0"/>
         <w:widowControl/>
         <w:spacing w:line="288" w:lineRule="exact" w:before="240" w:after="0"/>
-        <w:ind w:left="20" w:right="1008" w:firstLine="0"/>
+        <w:ind w:left="10" w:right="1008" w:firstLine="0"/>
         <w:jc w:val="left"/>
       </w:pPr>
       <w:r>
@@ -551,7 +551,7 @@
           <w:rFonts w:ascii="Charis SIL Regular" w:hAnsi="Charis SIL Regular" w:eastAsia="Charis SIL Regular"/>
           <w:b w:val="0"/>
           <w:i w:val="0"/>
-          <w:color w:val="0066CC"/>
+          <w:color w:val="0000FF"/>
           <w:sz w:val="24"/>
           <w:u w:val="single"/>
         </w:rPr>
@@ -581,7 +581,7 @@
         <w:autoSpaceDE w:val="0"/>
         <w:widowControl/>
         <w:spacing w:line="420" w:lineRule="exact" w:before="204" w:after="0"/>
-        <w:ind w:left="20" w:right="0" w:firstLine="0"/>
+        <w:ind w:left="10" w:right="0" w:firstLine="0"/>
         <w:jc w:val="left"/>
       </w:pPr>
       <w:r>
@@ -601,7 +601,7 @@
         <w:autoSpaceDE w:val="0"/>
         <w:widowControl/>
         <w:spacing w:line="288" w:lineRule="exact" w:before="276" w:after="0"/>
-        <w:ind w:left="20" w:right="0" w:firstLine="0"/>
+        <w:ind w:left="10" w:right="0" w:firstLine="0"/>
         <w:jc w:val="left"/>
       </w:pPr>
       <w:r>
@@ -619,7 +619,7 @@
           <w:rFonts w:ascii="Charis SIL Regular" w:hAnsi="Charis SIL Regular" w:eastAsia="Charis SIL Regular"/>
           <w:b w:val="0"/>
           <w:i w:val="0"/>
-          <w:color w:val="0066CC"/>
+          <w:color w:val="0000FF"/>
           <w:sz w:val="24"/>
           <w:u w:val="single"/>
         </w:rPr>
@@ -654,7 +654,7 @@
       </w:r>
       <w:r>
         <w:rPr>
-          <w:u w:val="single" w:color="0066cc"/>
+          <w:u w:val="single" w:color="0000ff"/>
           <w:rFonts w:ascii="Charis SIL Regular" w:hAnsi="Charis SIL Regular" w:eastAsia="Charis SIL Regular"/>
           <w:b w:val="0"/>
           <w:i w:val="0"/>
@@ -695,7 +695,7 @@
           <w:rFonts w:ascii="Charis SIL Regular" w:hAnsi="Charis SIL Regular" w:eastAsia="Charis SIL Regular"/>
           <w:b w:val="0"/>
           <w:i w:val="0"/>
-          <w:color w:val="0066CC"/>
+          <w:color w:val="0000FF"/>
           <w:sz w:val="24"/>
           <w:u w:val="single"/>
         </w:rPr>
@@ -730,7 +730,7 @@
       </w:r>
       <w:r>
         <w:rPr>
-          <w:u w:val="single" w:color="0066cc"/>
+          <w:u w:val="single" w:color="0000ff"/>
           <w:rFonts w:ascii="Charis SIL Regular" w:hAnsi="Charis SIL Regular" w:eastAsia="Charis SIL Regular"/>
           <w:b w:val="0"/>
           <w:i w:val="0"/>
@@ -748,7 +748,7 @@
       </w:r>
       <w:r>
         <w:rPr>
-          <w:u w:val="single" w:color="0066cc"/>
+          <w:u w:val="single" w:color="0000ff"/>
           <w:rFonts w:ascii="Charis SIL Regular" w:hAnsi="Charis SIL Regular" w:eastAsia="Charis SIL Regular"/>
           <w:b w:val="0"/>
           <w:i w:val="0"/>
@@ -794,7 +794,7 @@
         <w:autoSpaceDE w:val="0"/>
         <w:widowControl/>
         <w:spacing w:line="538" w:lineRule="exact" w:before="198" w:after="0"/>
-        <w:ind w:left="20" w:right="0" w:firstLine="0"/>
+        <w:ind w:left="10" w:right="0" w:firstLine="0"/>
         <w:jc w:val="left"/>
       </w:pPr>
       <w:r>
@@ -814,7 +814,7 @@
         <w:autoSpaceDE w:val="0"/>
         <w:widowControl/>
         <w:spacing w:line="288" w:lineRule="exact" w:before="294" w:after="0"/>
-        <w:ind w:left="408" w:right="5328" w:firstLine="0"/>
+        <w:ind w:left="398" w:right="5328" w:firstLine="0"/>
         <w:jc w:val="left"/>
       </w:pPr>
       <w:r>
@@ -832,7 +832,7 @@
           <w:rFonts w:ascii="Charis SIL Regular" w:hAnsi="Charis SIL Regular" w:eastAsia="Charis SIL Regular"/>
           <w:b w:val="0"/>
           <w:i w:val="0"/>
-          <w:color w:val="0066CC"/>
+          <w:color w:val="0000FF"/>
           <w:sz w:val="24"/>
           <w:u w:val="single"/>
         </w:rPr>
@@ -856,7 +856,7 @@
           <w:rFonts w:ascii="Charis SIL Regular" w:hAnsi="Charis SIL Regular" w:eastAsia="Charis SIL Regular"/>
           <w:b w:val="0"/>
           <w:i w:val="0"/>
-          <w:color w:val="0066CC"/>
+          <w:color w:val="0000FF"/>
           <w:sz w:val="24"/>
           <w:u w:val="single"/>
         </w:rPr>
@@ -880,7 +880,7 @@
           <w:rFonts w:ascii="Charis SIL Regular" w:hAnsi="Charis SIL Regular" w:eastAsia="Charis SIL Regular"/>
           <w:b w:val="0"/>
           <w:i w:val="0"/>
-          <w:color w:val="0066CC"/>
+          <w:color w:val="0000FF"/>
           <w:sz w:val="24"/>
           <w:u w:val="single"/>
         </w:rPr>
@@ -891,7 +891,7 @@
           <w:rFonts w:ascii="Charis SIL Regular" w:hAnsi="Charis SIL Regular" w:eastAsia="Charis SIL Regular"/>
           <w:b w:val="0"/>
           <w:i w:val="0"/>
-          <w:color w:val="0066CC"/>
+          <w:color w:val="0000FF"/>
           <w:sz w:val="24"/>
           <w:u w:val="single"/>
         </w:rPr>
@@ -902,7 +902,7 @@
       <w:pPr>
         <w:sectPr>
           <w:pgSz w:w="11900" w:h="16840"/>
-          <w:pgMar w:top="448" w:right="1026" w:bottom="562" w:left="940" w:header="720" w:footer="720" w:gutter="0"/>
+          <w:pgMar w:top="448" w:right="1026" w:bottom="562" w:left="950" w:header="720" w:footer="720" w:gutter="0"/>
           <w:cols/>
           <w:docGrid w:linePitch="360"/>
         </w:sectPr>
@@ -1023,7 +1023,7 @@
           <w:rFonts w:ascii="Charis SIL Regular" w:hAnsi="Charis SIL Regular" w:eastAsia="Charis SIL Regular"/>
           <w:b w:val="0"/>
           <w:i w:val="0"/>
-          <w:color w:val="0066CC"/>
+          <w:color w:val="0000FF"/>
           <w:sz w:val="24"/>
           <w:u w:val="single"/>
         </w:rPr>
@@ -1041,7 +1041,7 @@
           <w:rFonts w:ascii="Charis SIL Regular" w:hAnsi="Charis SIL Regular" w:eastAsia="Charis SIL Regular"/>
           <w:b w:val="0"/>
           <w:i w:val="0"/>
-          <w:color w:val="0066CC"/>
+          <w:color w:val="0000FF"/>
           <w:sz w:val="24"/>
           <w:u w:val="single"/>
         </w:rPr>
@@ -1059,7 +1059,7 @@
           <w:rFonts w:ascii="Charis SIL Regular" w:hAnsi="Charis SIL Regular" w:eastAsia="Charis SIL Regular"/>
           <w:b w:val="0"/>
           <w:i w:val="0"/>
-          <w:color w:val="0066CC"/>
+          <w:color w:val="0000FF"/>
           <w:sz w:val="24"/>
           <w:u w:val="single"/>
         </w:rPr>
@@ -1152,7 +1152,7 @@
           <w:rFonts w:ascii="Charis SIL Regular" w:hAnsi="Charis SIL Regular" w:eastAsia="Charis SIL Regular"/>
           <w:b w:val="0"/>
           <w:i w:val="0"/>
-          <w:color w:val="0066CC"/>
+          <w:color w:val="0000FF"/>
           <w:sz w:val="24"/>
           <w:u w:val="single"/>
         </w:rPr>
@@ -1170,7 +1170,7 @@
           <w:rFonts w:ascii="Charis SIL Regular" w:hAnsi="Charis SIL Regular" w:eastAsia="Charis SIL Regular"/>
           <w:b w:val="0"/>
           <w:i w:val="0"/>
-          <w:color w:val="0066CC"/>
+          <w:color w:val="0000FF"/>
           <w:sz w:val="24"/>
           <w:u w:val="single"/>
         </w:rPr>
@@ -1188,7 +1188,7 @@
           <w:rFonts w:ascii="Charis SIL Regular" w:hAnsi="Charis SIL Regular" w:eastAsia="Charis SIL Regular"/>
           <w:b w:val="0"/>
           <w:i w:val="0"/>
-          <w:color w:val="0066CC"/>
+          <w:color w:val="0000FF"/>
           <w:sz w:val="24"/>
           <w:u w:val="single"/>
         </w:rPr>
@@ -1289,7 +1289,7 @@
           <w:rFonts w:ascii="Charis SIL Regular" w:hAnsi="Charis SIL Regular" w:eastAsia="Charis SIL Regular"/>
           <w:b w:val="0"/>
           <w:i w:val="0"/>
-          <w:color w:val="0066CC"/>
+          <w:color w:val="0000FF"/>
           <w:sz w:val="24"/>
           <w:u w:val="single"/>
         </w:rPr>
@@ -1307,7 +1307,7 @@
           <w:rFonts w:ascii="Charis SIL Regular" w:hAnsi="Charis SIL Regular" w:eastAsia="Charis SIL Regular"/>
           <w:b w:val="0"/>
           <w:i w:val="0"/>
-          <w:color w:val="0066CC"/>
+          <w:color w:val="0000FF"/>
           <w:sz w:val="24"/>
           <w:u w:val="single"/>
         </w:rPr>
@@ -1325,7 +1325,7 @@
           <w:rFonts w:ascii="Charis SIL Regular" w:hAnsi="Charis SIL Regular" w:eastAsia="Charis SIL Regular"/>
           <w:b w:val="0"/>
           <w:i w:val="0"/>
-          <w:color w:val="0066CC"/>
+          <w:color w:val="0000FF"/>
           <w:sz w:val="24"/>
           <w:u w:val="single"/>
         </w:rPr>

--- a/EXPORTS/DOCX/published/niveau3/English/KoninklijkeVerzamelingen.docx
+++ b/EXPORTS/DOCX/published/niveau3/English/KoninklijkeVerzamelingen.docx
@@ -1344,7 +1344,7 @@
         <w:autoSpaceDN w:val="0"/>
         <w:autoSpaceDE w:val="0"/>
         <w:widowControl/>
-        <w:spacing w:line="540" w:lineRule="exact" w:before="478" w:after="0"/>
+        <w:spacing w:line="540" w:lineRule="exact" w:before="458" w:after="0"/>
         <w:ind w:left="0" w:right="0" w:firstLine="0"/>
         <w:jc w:val="left"/>
       </w:pPr>
